--- a/summary.docx
+++ b/summary.docx
@@ -48,43 +48,34 @@
         <w:t>efficiently fix. F</w:t>
       </w:r>
       <w:r>
-        <w:t xml:space="preserve">irstly, multiple rows had NULL values for </w:t>
-      </w:r>
-      <w:proofErr w:type="spellStart"/>
-      <w:r>
-        <w:t>customer_id</w:t>
-      </w:r>
-      <w:proofErr w:type="spellEnd"/>
-      <w:r>
-        <w:t xml:space="preserve">. All of these rows also had NULL values for </w:t>
-      </w:r>
-      <w:r>
-        <w:t xml:space="preserve">currency, country and </w:t>
-      </w:r>
-      <w:proofErr w:type="spellStart"/>
-      <w:r>
-        <w:t>fx_reference_date</w:t>
-      </w:r>
-      <w:proofErr w:type="spellEnd"/>
-      <w:r>
-        <w:t xml:space="preserve">, which could indicate that either the transaction didn’t go through, or that </w:t>
+        <w:t xml:space="preserve">irstly, multiple rows had NULL values for customer_id. All of these rows also had NULL values for </w:t>
+      </w:r>
+      <w:r>
+        <w:t xml:space="preserve">currency, country and fx_reference_date, which could indicate that either the transaction didn’t go through, or that </w:t>
       </w:r>
       <w:r>
         <w:t xml:space="preserve">there had been some errors while handling the transaction. Either way, these rows clearly weren’t </w:t>
       </w:r>
       <w:r>
-        <w:t>good, and have been promptly removed. I had also encountered rows where only the category had a NULL value. I decided that those would be given the value “Unknown”, as other details about the order were intact and could be used for further processing. Going further</w:t>
-      </w:r>
-      <w:r>
-        <w:t xml:space="preserve">, I noticed that some rows had negative, zero or exceedingly large numbers for the qty and </w:t>
-      </w:r>
-      <w:proofErr w:type="spellStart"/>
-      <w:r>
-        <w:t>unit_price</w:t>
-      </w:r>
-      <w:proofErr w:type="spellEnd"/>
-      <w:r>
-        <w:t xml:space="preserve"> columns. These rows had also been removed. </w:t>
+        <w:t>good, and have been promptly removed. I had also encountered rows where only the category had a NULL value. I decided that those would be given the value “Unknown”, as other details about the order were intact and could be used for further processing.</w:t>
+      </w:r>
+      <w:r>
+        <w:t xml:space="preserve"> The timestamp column also had a few weird </w:t>
+      </w:r>
+      <w:r>
+        <w:t xml:space="preserve">data, which I later found out to be UNIX timestamps. </w:t>
+      </w:r>
+      <w:r>
+        <w:t>When putting them directly in the databse, I noticed these came with NULL values, so I used a date parser to transform them into regular</w:t>
+      </w:r>
+      <w:r>
+        <w:t xml:space="preserve"> date values.</w:t>
+      </w:r>
+      <w:r>
+        <w:t xml:space="preserve"> Going further</w:t>
+      </w:r>
+      <w:r>
+        <w:t xml:space="preserve">, I noticed that some rows had negative, zero or exceedingly large numbers for the qty and unit_price columns. These rows had also been removed. </w:t>
       </w:r>
       <w:r>
         <w:t xml:space="preserve">The status column had some “test” values, so I queried the database to only show me these </w:t>
@@ -113,31 +104,7 @@
         <w:t>I also discovered a few duplicate rows</w:t>
       </w:r>
       <w:r>
-        <w:t>. I debated for a while how to remove them, as some of the data within the certain columns (</w:t>
-      </w:r>
-      <w:proofErr w:type="spellStart"/>
-      <w:r>
-        <w:t>order_id</w:t>
-      </w:r>
-      <w:proofErr w:type="spellEnd"/>
-      <w:r>
-        <w:t xml:space="preserve">, </w:t>
-      </w:r>
-      <w:proofErr w:type="spellStart"/>
-      <w:r>
-        <w:t>customer_id</w:t>
-      </w:r>
-      <w:proofErr w:type="spellEnd"/>
-      <w:r>
-        <w:t xml:space="preserve">, </w:t>
-      </w:r>
-      <w:proofErr w:type="spellStart"/>
-      <w:r>
-        <w:t>etc</w:t>
-      </w:r>
-      <w:proofErr w:type="spellEnd"/>
-      <w:r>
-        <w:t>) couldn’t be taken into consideration when defining what a duplicate row was</w:t>
+        <w:t>. I debated for a while how to remove them, as some of the data within the certain columns (order_id, customer_id, etc) couldn’t be taken into consideration when defining what a duplicate row was</w:t>
       </w:r>
       <w:r>
         <w:t>. It</w:t>
@@ -146,23 +113,7 @@
         <w:t xml:space="preserve"> was a bit challenging to define what a candidate key could be in this database. I settled on </w:t>
       </w:r>
       <w:r>
-        <w:t xml:space="preserve">defining it as any pair of </w:t>
-      </w:r>
-      <w:proofErr w:type="spellStart"/>
-      <w:r>
-        <w:t>order_id</w:t>
-      </w:r>
-      <w:proofErr w:type="spellEnd"/>
-      <w:r>
-        <w:t xml:space="preserve"> and </w:t>
-      </w:r>
-      <w:proofErr w:type="spellStart"/>
-      <w:r>
-        <w:t>product_name</w:t>
-      </w:r>
-      <w:proofErr w:type="spellEnd"/>
-      <w:r>
-        <w:t xml:space="preserve"> that were the same</w:t>
+        <w:t>defining it as any pair of order_id and product_name that were the same</w:t>
       </w:r>
       <w:r>
         <w:t xml:space="preserve"> across rows</w:t>
@@ -174,15 +125,7 @@
         <w:t xml:space="preserve">To finish this part, I stripped all the text rows from extra whitespace, and </w:t>
       </w:r>
       <w:r>
-        <w:t xml:space="preserve">transformed the </w:t>
-      </w:r>
-      <w:proofErr w:type="spellStart"/>
-      <w:r>
-        <w:t>customer_email</w:t>
-      </w:r>
-      <w:proofErr w:type="spellEnd"/>
-      <w:r>
-        <w:t>, status and channel rows into lower case.</w:t>
+        <w:t>transformed the customer_email, status and channel rows into lower case.</w:t>
       </w:r>
       <w:r>
         <w:t xml:space="preserve"> These were already all lowercased, but I did this to make sure there were no weird capitalization errors.</w:t>
@@ -212,7 +155,11 @@
         <w:t xml:space="preserve">part of this task, </w:t>
       </w:r>
       <w:r>
-        <w:t>as my current experience with automation mostly extends to running simple scripts using Windows Task Scheduler. Although I didn’t implement the daily scheduling part of the code, I did spend time researching and have a couple of ideas for how I would monitor that the daily job runs well and does what it’s supposed to do.</w:t>
+        <w:t xml:space="preserve">as my current experience with automation mostly extends to running simple scripts using Windows Task Scheduler. Although I didn’t implement the daily scheduling part of the code, I did spend time </w:t>
+      </w:r>
+      <w:r>
+        <w:lastRenderedPageBreak/>
+        <w:t>researching and have a couple of ideas for how I would monitor that the daily job runs well and does what it’s supposed to do.</w:t>
       </w:r>
     </w:p>
     <w:p>
@@ -228,13 +175,8 @@
       <w:r>
         <w:t xml:space="preserve">. Second, </w:t>
       </w:r>
-      <w:proofErr w:type="spellStart"/>
-      <w:r>
-        <w:t>validatind</w:t>
-      </w:r>
-      <w:proofErr w:type="spellEnd"/>
-      <w:r>
-        <w:t xml:space="preserve"> endpoint payload</w:t>
+      <w:r>
+        <w:t>validatind endpoint payload</w:t>
       </w:r>
       <w:r>
         <w:t xml:space="preserve">. I </w:t>
@@ -243,19 +185,10 @@
         <w:t>designed the endpoints</w:t>
       </w:r>
       <w:r>
-        <w:t xml:space="preserve"> so each </w:t>
-      </w:r>
-      <w:proofErr w:type="spellStart"/>
-      <w:r>
-        <w:lastRenderedPageBreak/>
-        <w:t>e</w:t>
-      </w:r>
-      <w:r>
-        <w:t>ach</w:t>
-      </w:r>
-      <w:proofErr w:type="spellEnd"/>
-      <w:r>
-        <w:t xml:space="preserve"> of them</w:t>
+        <w:t xml:space="preserve"> so each e</w:t>
+      </w:r>
+      <w:r>
+        <w:t>ach of them</w:t>
       </w:r>
       <w:r>
         <w:t xml:space="preserve"> returns </w:t>
@@ -315,21 +248,13 @@
         <w:t xml:space="preserve"> have mostly been used for handling and fixing code err</w:t>
       </w:r>
       <w:r>
-        <w:t xml:space="preserve">ors. </w:t>
-      </w:r>
-      <w:proofErr w:type="gramStart"/>
-      <w:r>
-        <w:t xml:space="preserve">AI </w:t>
+        <w:t xml:space="preserve">ors. AI </w:t>
       </w:r>
       <w:r>
         <w:t xml:space="preserve"> </w:t>
       </w:r>
       <w:r>
-        <w:t>introduced</w:t>
-      </w:r>
-      <w:proofErr w:type="gramEnd"/>
-      <w:r>
-        <w:t xml:space="preserve"> the idea of API routers to me, a </w:t>
+        <w:t xml:space="preserve">introduced the idea of API routers to me, a </w:t>
       </w:r>
       <w:r>
         <w:t xml:space="preserve">concept I hadn’t </w:t>
@@ -338,15 +263,7 @@
         <w:t>encountered</w:t>
       </w:r>
       <w:r>
-        <w:t xml:space="preserve"> in my previous experience. Implementing the API routers helped with </w:t>
-      </w:r>
-      <w:proofErr w:type="spellStart"/>
-      <w:r>
-        <w:t>seprating</w:t>
-      </w:r>
-      <w:proofErr w:type="spellEnd"/>
-      <w:r>
-        <w:t xml:space="preserve"> the codebase, allowing me to create </w:t>
+        <w:t xml:space="preserve"> in my previous experience. Implementing the API routers helped with seprating the codebase, allowing me to create </w:t>
       </w:r>
       <w:r>
         <w:t xml:space="preserve">different </w:t>
@@ -358,26 +275,13 @@
         <w:t>app scalable.</w:t>
       </w:r>
       <w:r>
+        <w:t xml:space="preserve"> I also used AI to write date parsing algorithm.</w:t>
+      </w:r>
+      <w:r>
         <w:t xml:space="preserve"> While pulling data from the database URL, I had noticed that </w:t>
       </w:r>
       <w:r>
-        <w:t xml:space="preserve">I was only getting </w:t>
-      </w:r>
-      <w:proofErr w:type="spellStart"/>
-      <w:r>
-        <w:t>a</w:t>
-      </w:r>
-      <w:proofErr w:type="spellEnd"/>
-      <w:r>
-        <w:t xml:space="preserve"> maximum of 1000 rows. Later </w:t>
-      </w:r>
-      <w:proofErr w:type="gramStart"/>
-      <w:r>
-        <w:t>on</w:t>
-      </w:r>
-      <w:proofErr w:type="gramEnd"/>
-      <w:r>
-        <w:t xml:space="preserve"> I found out that </w:t>
+        <w:t xml:space="preserve">I was only getting a maximum of 1000 rows. Later on I found out that </w:t>
       </w:r>
       <w:r>
         <w:t xml:space="preserve">in order </w:t>
@@ -385,16 +289,11 @@
       <w:r>
         <w:t xml:space="preserve">to protect the data, </w:t>
       </w:r>
-      <w:proofErr w:type="spellStart"/>
       <w:r>
         <w:t>S</w:t>
       </w:r>
       <w:r>
-        <w:t>upabase</w:t>
-      </w:r>
-      <w:proofErr w:type="spellEnd"/>
-      <w:r>
-        <w:t xml:space="preserve"> only lets users </w:t>
+        <w:t xml:space="preserve">upabase only lets users </w:t>
       </w:r>
       <w:r>
         <w:t>extract up to 1000 rows, so I asked Claude to help me write a batching algorithm, that I used throughout the entire project.</w:t>
@@ -459,15 +358,9 @@
       <w:r>
         <w:t xml:space="preserve">suggested that I use a lateral join, as it got confused with my naming of the tables, and also couldn’t </w:t>
       </w:r>
-      <w:proofErr w:type="spellStart"/>
-      <w:r>
-        <w:t>acces</w:t>
-      </w:r>
-      <w:proofErr w:type="spellEnd"/>
-      <w:r>
-        <w:t xml:space="preserve"> the </w:t>
-      </w:r>
-      <w:proofErr w:type="spellStart"/>
+      <w:r>
+        <w:t xml:space="preserve">acces the </w:t>
+      </w:r>
       <w:r>
         <w:t>clean_</w:t>
       </w:r>
@@ -477,7 +370,6 @@
       <w:r>
         <w:t>s</w:t>
       </w:r>
-      <w:proofErr w:type="spellEnd"/>
       <w:r>
         <w:t xml:space="preserve"> table from outside the subquery. AI helped explain what the lateral join does and </w:t>
       </w:r>
@@ -1098,6 +990,7 @@
   <w:style w:type="character" w:default="1" w:styleId="DefaultParagraphFont">
     <w:name w:val="Default Paragraph Font"/>
     <w:uiPriority w:val="1"/>
+    <w:semiHidden/>
     <w:unhideWhenUsed/>
   </w:style>
   <w:style w:type="table" w:default="1" w:styleId="TableNormal">
